--- a/Лаба4.docx
+++ b/Лаба4.docx
@@ -627,8 +627,10 @@
           <w:bCs/>
           <w:lang w:val="en-US"/>
         </w:rPr>
-        <w:t>2</w:t>
-      </w:r>
+        <w:t>4</w:t>
+      </w:r>
+      <w:bookmarkStart w:id="2" w:name="_GoBack"/>
+      <w:bookmarkEnd w:id="2"/>
     </w:p>
     <w:p>
       <w:pPr>
@@ -852,8 +854,6 @@
           <w:szCs w:val="18"/>
         </w:rPr>
       </w:pPr>
-      <w:bookmarkStart w:id="2" w:name="_GoBack"/>
-      <w:bookmarkEnd w:id="2"/>
       <w:r>
         <w:rPr>
           <w:rFonts w:hint="default" w:ascii="Cascadia Mono" w:hAnsi="Cascadia Mono" w:eastAsia="Cascadia Mono" w:cs="Cascadia Mono"/>
